--- a/other/SetupGuide.docx
+++ b/other/SetupGuide.docx
@@ -2224,7 +2224,7 @@
           <w:sz w:val="19"/>
           <w:szCs w:val="19"/>
         </w:rPr>
-        <w:t xml:space="preserve">@AGENTS.md Follow this file and the documents it points to. In the mitigation prototype, &lt;describe your change&gt;. Never replicate a legacy bug; replicate legacy issues and register them. Rebuild, run excel_ai/mitigation/check_quick.py and show me the result. Then add the entry at the bottom of CAVEATS.md and update excel_ai/plans/TODO.md.</w:t>
+        <w:t xml:space="preserve">@AGENTS.md Follow this file and the documents it points to. In the mitigation prototype, &lt;describe your change&gt;. Never replicate a legacy bug; replicate legacy issues and register them. Rebuild, run excel_ai/mitigation/checks/check_quick.py and show me the result. Then add the entry at the bottom of excel_ai/core/CAVEATS.md and update excel_ai/core/TODO.md.</w:t>
       </w:r>
     </w:p>
     <w:p>
